--- a/ficha.docx
+++ b/ficha.docx
@@ -70,7 +70,7 @@
           <w:sz w:val="32"/>
           <w:lang w:val="es-AR"/>
         </w:rPr>
-        <w:t xml:space="preserve">                             </w:t>
+        <w:t xml:space="preserve"> </w:t>
       </w:r>
     </w:p>
     <w:p>
@@ -555,7 +555,7 @@
           <w:sz w:val="32"/>
           <w:lang w:val="es-AR"/>
         </w:rPr>
-        <w:t xml:space="preserve">Falla </w:t>
+        <w:t>Falla</w:t>
       </w:r>
     </w:p>
     <w:p>
@@ -761,26 +761,7 @@
           <w:sz w:val="32"/>
           <w:lang w:val="es-AR"/>
         </w:rPr>
-        <w:t xml:space="preserve">][ ][ ]  </w:t>
-      </w:r>
-    </w:p>
-    <w:p>
-      <w:pPr>
-        <w:widowControl w:val="0"/>
-        <w:shd w:val="clear" w:color="auto" w:fill="FFFFFF"/>
-        <w:wordWrap w:val="0"/>
-        <w:spacing w:after="0" w:line="330" w:lineRule="exact"/>
-        <w:rPr>
-          <w:lang w:val="es-AR"/>
-        </w:rPr>
-      </w:pPr>
-      <w:r>
-        <w:rPr>
-          <w:color w:val="000000"/>
-          <w:sz w:val="32"/>
-          <w:lang w:val="es-AR"/>
-        </w:rPr>
-        <w:t xml:space="preserve">                                                                                </w:t>
+        <w:t xml:space="preserve">][ ][ ] </w:t>
       </w:r>
     </w:p>
     <w:p>
@@ -2527,7 +2508,39 @@
           <w:sz w:val="32"/>
           <w:lang w:val="es-AR"/>
         </w:rPr>
-        <w:t xml:space="preserve">                                                                                </w:t>
+        <w:t>|</w:t>
+      </w:r>
+      <w:r>
+        <w:rPr>
+          <w:color w:val="A6A6A6" w:themeColor="background1" w:themeShade="A6"/>
+          <w:sz w:val="32"/>
+          <w:lang w:val="es-AR"/>
+        </w:rPr>
+        <w:t>_________________________________________</w:t>
+      </w:r>
+      <w:r>
+        <w:rPr>
+          <w:color w:val="000000"/>
+          <w:sz w:val="32"/>
+          <w:lang w:val="es-AR"/>
+        </w:rPr>
+        <w:t>|  |</w:t>
+      </w:r>
+      <w:r>
+        <w:rPr>
+          <w:color w:val="A6A6A6" w:themeColor="background1" w:themeShade="A6"/>
+          <w:sz w:val="32"/>
+          <w:lang w:val="es-AR"/>
+        </w:rPr>
+        <w:t>_________________________________________</w:t>
+      </w:r>
+      <w:r>
+        <w:rPr>
+          <w:color w:val="000000"/>
+          <w:sz w:val="32"/>
+          <w:lang w:val="es-AR"/>
+        </w:rPr>
+        <w:t>|</w:t>
       </w:r>
     </w:p>
     <w:p>
@@ -2546,15 +2559,42 @@
           <w:sz w:val="32"/>
           <w:lang w:val="es-AR"/>
         </w:rPr>
+        <w:t xml:space="preserve"> </w:t>
+      </w:r>
+    </w:p>
+    <w:p>
+      <w:pPr>
+        <w:widowControl w:val="0"/>
+        <w:shd w:val="clear" w:color="auto" w:fill="FFFFFF"/>
+        <w:wordWrap w:val="0"/>
+        <w:spacing w:after="0" w:line="330" w:lineRule="exact"/>
+        <w:rPr>
+          <w:lang w:val="es-AR"/>
+        </w:rPr>
+      </w:pPr>
+      <w:r>
+        <w:rPr>
+          <w:color w:val="000000"/>
+          <w:sz w:val="32"/>
+          <w:lang w:val="es-AR"/>
+        </w:rPr>
         <w:t>Experiencia:</w:t>
       </w:r>
       <w:r>
         <w:rPr>
+          <w:color w:val="auto"/>
+          <w:sz w:val="32"/>
+          <w:lang w:val="es-AR"/>
+        </w:rPr>
+        <w:t>\&gt;</w:t>
+      </w:r>
+      <w:r>
+        <w:rPr>
           <w:color w:val="A6A6A6" w:themeColor="background1" w:themeShade="A6"/>
           <w:sz w:val="32"/>
           <w:lang w:val="es-AR"/>
         </w:rPr>
-        <w:t>____________________________________________________________________________</w:t>
+        <w:t>__________________________________________________________________________</w:t>
       </w:r>
     </w:p>
     <w:sectPr>
